--- a/anglais/TASK_3_Outline.docx
+++ b/anglais/TASK_3_Outline.docx
@@ -5,60 +5,115 @@
     <w:p>
       <w:pPr>
         <w:rPr>
-          <w:lang w:val="en-US"/>
-        </w:rPr>
-      </w:pPr>
-      <w:r>
-        <w:rPr>
-          <w:b/>
-          <w:bCs/>
-          <w:u w:val="single"/>
-          <w:lang w:val="fr-CA"/>
-        </w:rPr>
-        <w:t>Title of Essay</w:t>
-      </w:r>
-    </w:p>
-    <w:p>
-      <w:pPr>
-        <w:rPr>
-          <w:lang w:val="en-US"/>
-        </w:rPr>
-      </w:pPr>
-      <w:r>
-        <w:rPr>
-          <w:b/>
-          <w:bCs/>
-          <w:u w:val="single"/>
-          <w:lang w:val="en-CA"/>
-        </w:rPr>
-        <w:t>Introduction</w:t>
-      </w:r>
-    </w:p>
-    <w:p>
-      <w:pPr>
-        <w:rPr>
-          <w:lang w:val="en-US"/>
-        </w:rPr>
-      </w:pPr>
-      <w:r>
-        <w:rPr>
-          <w:lang w:val="en-CA"/>
-        </w:rPr>
-        <w:t>General statements and thesis statement:(one sentence allowed in outline)</w:t>
-      </w:r>
-    </w:p>
-    <w:p>
-      <w:pPr>
-        <w:rPr>
-          <w:lang w:val="en-US"/>
-        </w:rPr>
-      </w:pPr>
-      <w:r>
-        <w:rPr>
-          <w:b/>
-          <w:bCs/>
-          <w:u w:val="single"/>
-          <w:lang w:val="en-CA"/>
+          <w:b/>
+          <w:bCs/>
+          <w:u w:val="single"/>
+          <w:lang w:val="en-US"/>
+        </w:rPr>
+      </w:pPr>
+      <w:r>
+        <w:rPr>
+          <w:b/>
+          <w:bCs/>
+          <w:u w:val="single"/>
+          <w:lang w:val="en-US"/>
+        </w:rPr>
+        <w:t>A Guide to Changing a Graphic Card in a Computer</w:t>
+      </w:r>
+    </w:p>
+    <w:p>
+      <w:pPr>
+        <w:rPr>
+          <w:lang w:val="en-US"/>
+        </w:rPr>
+      </w:pPr>
+    </w:p>
+    <w:p>
+      <w:pPr>
+        <w:rPr>
+          <w:b/>
+          <w:bCs/>
+          <w:u w:val="single"/>
+          <w:lang w:val="en-US"/>
+        </w:rPr>
+      </w:pPr>
+      <w:r>
+        <w:rPr>
+          <w:b/>
+          <w:bCs/>
+          <w:u w:val="single"/>
+          <w:lang w:val="en-US"/>
+        </w:rPr>
+        <w:t>Introduction:</w:t>
+      </w:r>
+    </w:p>
+    <w:p>
+      <w:pPr>
+        <w:rPr>
+          <w:lang w:val="en-US"/>
+        </w:rPr>
+      </w:pPr>
+    </w:p>
+    <w:p>
+      <w:pPr>
+        <w:rPr>
+          <w:lang w:val="en-US"/>
+        </w:rPr>
+      </w:pPr>
+      <w:r>
+        <w:rPr>
+          <w:lang w:val="en-US"/>
+        </w:rPr>
+        <w:t>Brief overview of the importance of graphic cards in a computer system</w:t>
+      </w:r>
+    </w:p>
+    <w:p>
+      <w:pPr>
+        <w:rPr>
+          <w:lang w:val="en-US"/>
+        </w:rPr>
+      </w:pPr>
+      <w:r>
+        <w:rPr>
+          <w:lang w:val="en-US"/>
+        </w:rPr>
+        <w:t xml:space="preserve">Explanation changing card necessary </w:t>
+      </w:r>
+      <w:r>
+        <w:rPr>
+          <w:lang w:val="en-US"/>
+        </w:rPr>
+        <w:t>users.</w:t>
+      </w:r>
+    </w:p>
+    <w:p>
+      <w:pPr>
+        <w:rPr>
+          <w:lang w:val="en-US"/>
+        </w:rPr>
+      </w:pPr>
+      <w:r>
+        <w:rPr>
+          <w:lang w:val="en-US"/>
+        </w:rPr>
+        <w:t>Thesis statement: Changing a graphic card in a computer can be a simple process by following a few steps.</w:t>
+      </w:r>
+    </w:p>
+    <w:p>
+      <w:pPr>
+        <w:rPr>
+          <w:b/>
+          <w:bCs/>
+          <w:u w:val="single"/>
+          <w:lang w:val="en-US"/>
+        </w:rPr>
+      </w:pPr>
+      <w:r>
+        <w:rPr>
+          <w:b/>
+          <w:bCs/>
+          <w:u w:val="single"/>
+          <w:lang w:val="en-US"/>
         </w:rPr>
         <w:t>Body Paragraph 1</w:t>
       </w:r>
@@ -71,36 +126,77 @@
       </w:pPr>
       <w:r>
         <w:rPr>
-          <w:lang w:val="en-CA"/>
-        </w:rPr>
-        <w:t>Topic sentence I: Step 1…(one full sentence allowed)</w:t>
-      </w:r>
-    </w:p>
-    <w:p>
-      <w:pPr>
-        <w:rPr>
-          <w:lang w:val="en-US"/>
-        </w:rPr>
-      </w:pPr>
-      <w:r>
-        <w:rPr>
-          <w:lang w:val="en-CA"/>
-        </w:rPr>
-        <w:t>Some supporting details (5 words – no sentences allowed)</w:t>
-      </w:r>
-    </w:p>
-    <w:p>
-      <w:pPr>
-        <w:rPr>
-          <w:lang w:val="en-US"/>
-        </w:rPr>
-      </w:pPr>
-      <w:r>
-        <w:rPr>
-          <w:b/>
-          <w:bCs/>
-          <w:u w:val="single"/>
-          <w:lang w:val="en-CA"/>
+          <w:lang w:val="en-US"/>
+        </w:rPr>
+        <w:t>Topic sentence I: Step 1 - Gather the necessary tools and information.</w:t>
+      </w:r>
+    </w:p>
+    <w:p>
+      <w:pPr>
+        <w:rPr>
+          <w:lang w:val="en-US"/>
+        </w:rPr>
+      </w:pPr>
+      <w:r>
+        <w:rPr>
+          <w:lang w:val="en-US"/>
+        </w:rPr>
+        <w:t>Some supporting details:</w:t>
+      </w:r>
+    </w:p>
+    <w:p>
+      <w:pPr>
+        <w:rPr>
+          <w:lang w:val="en-US"/>
+        </w:rPr>
+      </w:pPr>
+    </w:p>
+    <w:p>
+      <w:pPr>
+        <w:rPr>
+          <w:lang w:val="en-US"/>
+        </w:rPr>
+      </w:pPr>
+      <w:r>
+        <w:rPr>
+          <w:lang w:val="en-US"/>
+        </w:rPr>
+        <w:t>Research compatible</w:t>
+      </w:r>
+      <w:r>
+        <w:rPr>
+          <w:lang w:val="en-US"/>
+        </w:rPr>
+        <w:t xml:space="preserve">, needed </w:t>
+      </w:r>
+      <w:r>
+        <w:rPr>
+          <w:lang w:val="en-US"/>
+        </w:rPr>
+        <w:t>tools.</w:t>
+      </w:r>
+      <w:r>
+        <w:rPr>
+          <w:lang w:val="en-US"/>
+        </w:rPr>
+        <w:t xml:space="preserve"> </w:t>
+      </w:r>
+    </w:p>
+    <w:p>
+      <w:pPr>
+        <w:rPr>
+          <w:b/>
+          <w:bCs/>
+          <w:u w:val="single"/>
+          <w:lang w:val="en-US"/>
+        </w:rPr>
+      </w:pPr>
+      <w:r>
+        <w:rPr>
+          <w:b/>
+          <w:bCs/>
+          <w:u w:val="single"/>
+          <w:lang w:val="en-US"/>
         </w:rPr>
         <w:t>Body Paragraph 2</w:t>
       </w:r>
@@ -113,36 +209,94 @@
       </w:pPr>
       <w:r>
         <w:rPr>
-          <w:lang w:val="en-CA"/>
-        </w:rPr>
-        <w:t>Topic sentence II: Step 2…:(one full sentence allowed)</w:t>
-      </w:r>
-    </w:p>
-    <w:p>
-      <w:pPr>
-        <w:rPr>
-          <w:lang w:val="en-US"/>
-        </w:rPr>
-      </w:pPr>
-      <w:r>
-        <w:rPr>
-          <w:lang w:val="en-CA"/>
-        </w:rPr>
-        <w:t>Some supporting details (5 words – no sentences allowed)</w:t>
-      </w:r>
-    </w:p>
-    <w:p>
-      <w:pPr>
-        <w:rPr>
-          <w:lang w:val="en-US"/>
-        </w:rPr>
-      </w:pPr>
-      <w:r>
-        <w:rPr>
-          <w:b/>
-          <w:bCs/>
-          <w:u w:val="single"/>
-          <w:lang w:val="en-CA"/>
+          <w:lang w:val="en-US"/>
+        </w:rPr>
+        <w:t>Topic sentence II: Step 2 - Remove the old graphic card.</w:t>
+      </w:r>
+    </w:p>
+    <w:p>
+      <w:pPr>
+        <w:rPr>
+          <w:lang w:val="en-US"/>
+        </w:rPr>
+      </w:pPr>
+      <w:r>
+        <w:rPr>
+          <w:lang w:val="en-US"/>
+        </w:rPr>
+        <w:t>Some supporting details:</w:t>
+      </w:r>
+    </w:p>
+    <w:p>
+      <w:pPr>
+        <w:rPr>
+          <w:lang w:val="en-US"/>
+        </w:rPr>
+      </w:pPr>
+    </w:p>
+    <w:p>
+      <w:pPr>
+        <w:rPr>
+          <w:lang w:val="en-US"/>
+        </w:rPr>
+      </w:pPr>
+      <w:r>
+        <w:rPr>
+          <w:lang w:val="en-US"/>
+        </w:rPr>
+        <w:t xml:space="preserve">Shut </w:t>
+      </w:r>
+      <w:proofErr w:type="gramStart"/>
+      <w:r>
+        <w:rPr>
+          <w:lang w:val="en-US"/>
+        </w:rPr>
+        <w:t>computer</w:t>
+      </w:r>
+      <w:proofErr w:type="gramEnd"/>
+    </w:p>
+    <w:p>
+      <w:pPr>
+        <w:rPr>
+          <w:lang w:val="en-US"/>
+        </w:rPr>
+      </w:pPr>
+      <w:r>
+        <w:rPr>
+          <w:lang w:val="en-US"/>
+        </w:rPr>
+        <w:t>Remove case</w:t>
+      </w:r>
+      <w:r>
+        <w:rPr>
+          <w:lang w:val="en-US"/>
+        </w:rPr>
+        <w:t xml:space="preserve">, </w:t>
+      </w:r>
+      <w:proofErr w:type="gramStart"/>
+      <w:r>
+        <w:rPr>
+          <w:lang w:val="en-US"/>
+        </w:rPr>
+        <w:t>cable</w:t>
+      </w:r>
+      <w:proofErr w:type="gramEnd"/>
+    </w:p>
+    <w:p>
+      <w:pPr>
+        <w:rPr>
+          <w:b/>
+          <w:bCs/>
+          <w:u w:val="single"/>
+          <w:lang w:val="en-US"/>
+        </w:rPr>
+      </w:pPr>
+      <w:r>
+        <w:rPr>
+          <w:b/>
+          <w:bCs/>
+          <w:u w:val="single"/>
+          <w:lang w:val="en-US"/>
         </w:rPr>
         <w:t>Body Paragraph 3</w:t>
       </w:r>
@@ -155,88 +309,230 @@
       </w:pPr>
       <w:r>
         <w:rPr>
-          <w:lang w:val="en-CA"/>
-        </w:rPr>
-        <w:t>Topic sentence II: Step 3…(one full sentence allowed)</w:t>
-      </w:r>
-    </w:p>
-    <w:p>
-      <w:pPr>
-        <w:rPr>
-          <w:lang w:val="en-US"/>
-        </w:rPr>
-      </w:pPr>
-      <w:r>
-        <w:rPr>
-          <w:lang w:val="en-CA"/>
-        </w:rPr>
-        <w:t>Some supporting details (5 words – no sentences allowed)</w:t>
-      </w:r>
-    </w:p>
-    <w:p>
-      <w:pPr>
-        <w:rPr>
-          <w:lang w:val="en-US"/>
-        </w:rPr>
-      </w:pPr>
-      <w:r>
-        <w:rPr>
-          <w:b/>
-          <w:bCs/>
-          <w:u w:val="single"/>
-          <w:lang w:val="en-CA"/>
-        </w:rPr>
-        <w:t>Body Paragraph …</w:t>
-      </w:r>
-    </w:p>
-    <w:p>
-      <w:pPr>
-        <w:rPr>
-          <w:lang w:val="en-US"/>
-        </w:rPr>
-      </w:pPr>
-      <w:r>
-        <w:rPr>
-          <w:lang w:val="en-CA"/>
-        </w:rPr>
-        <w:t>Topic sentence II: Step…(one full sentence allowed)</w:t>
-      </w:r>
-    </w:p>
-    <w:p>
-      <w:pPr>
-        <w:rPr>
-          <w:lang w:val="en-US"/>
-        </w:rPr>
-      </w:pPr>
-      <w:r>
-        <w:rPr>
-          <w:lang w:val="en-CA"/>
-        </w:rPr>
-        <w:t>Some supporting details (5 words – no sentences allowed)</w:t>
-      </w:r>
-    </w:p>
-    <w:p>
-      <w:pPr>
-        <w:rPr>
-          <w:lang w:val="en-US"/>
-        </w:rPr>
-      </w:pPr>
-      <w:r>
-        <w:rPr>
-          <w:b/>
-          <w:bCs/>
-          <w:u w:val="single"/>
-          <w:lang w:val="en-CA"/>
-        </w:rPr>
-        <w:t>Conclusion</w:t>
-      </w:r>
-    </w:p>
-    <w:p>
-      <w:r>
-        <w:rPr>
-          <w:lang w:val="en-CA"/>
-        </w:rPr>
-        <w:t>Restate your main ideas:  (5 words – no sentences allowed)</w:t>
+          <w:lang w:val="en-US"/>
+        </w:rPr>
+        <w:t>Topic sentence III: Step 3 - Install the new graphic card.</w:t>
+      </w:r>
+    </w:p>
+    <w:p>
+      <w:pPr>
+        <w:rPr>
+          <w:lang w:val="en-US"/>
+        </w:rPr>
+      </w:pPr>
+      <w:r>
+        <w:rPr>
+          <w:lang w:val="en-US"/>
+        </w:rPr>
+        <w:t>Some supporting details:</w:t>
+      </w:r>
+    </w:p>
+    <w:p>
+      <w:pPr>
+        <w:rPr>
+          <w:lang w:val="en-US"/>
+        </w:rPr>
+      </w:pPr>
+    </w:p>
+    <w:p>
+      <w:pPr>
+        <w:rPr>
+          <w:lang w:val="en-US"/>
+        </w:rPr>
+      </w:pPr>
+      <w:r>
+        <w:rPr>
+          <w:lang w:val="en-US"/>
+        </w:rPr>
+        <w:t>PCIe motherboard</w:t>
+      </w:r>
+    </w:p>
+    <w:p>
+      <w:pPr>
+        <w:rPr>
+          <w:lang w:val="en-US"/>
+        </w:rPr>
+      </w:pPr>
+      <w:r>
+        <w:rPr>
+          <w:lang w:val="en-US"/>
+        </w:rPr>
+        <w:t xml:space="preserve">card </w:t>
+      </w:r>
+      <w:r>
+        <w:rPr>
+          <w:lang w:val="en-US"/>
+        </w:rPr>
+        <w:t>clicks.</w:t>
+      </w:r>
+    </w:p>
+    <w:p>
+      <w:pPr>
+        <w:rPr>
+          <w:lang w:val="en-US"/>
+        </w:rPr>
+      </w:pPr>
+      <w:r>
+        <w:rPr>
+          <w:lang w:val="en-US"/>
+        </w:rPr>
+        <w:t>Screw</w:t>
+      </w:r>
+    </w:p>
+    <w:p>
+      <w:pPr>
+        <w:rPr>
+          <w:b/>
+          <w:bCs/>
+          <w:u w:val="single"/>
+          <w:lang w:val="en-US"/>
+        </w:rPr>
+      </w:pPr>
+      <w:r>
+        <w:rPr>
+          <w:b/>
+          <w:bCs/>
+          <w:u w:val="single"/>
+          <w:lang w:val="en-US"/>
+        </w:rPr>
+        <w:t>Body Paragraph 4</w:t>
+      </w:r>
+    </w:p>
+    <w:p>
+      <w:pPr>
+        <w:rPr>
+          <w:lang w:val="en-US"/>
+        </w:rPr>
+      </w:pPr>
+      <w:r>
+        <w:rPr>
+          <w:lang w:val="en-US"/>
+        </w:rPr>
+        <w:t>Topic sentence IV: Step 4 - Install drivers and configure the new graphic card.</w:t>
+      </w:r>
+    </w:p>
+    <w:p>
+      <w:pPr>
+        <w:rPr>
+          <w:lang w:val="en-US"/>
+        </w:rPr>
+      </w:pPr>
+      <w:r>
+        <w:rPr>
+          <w:lang w:val="en-US"/>
+        </w:rPr>
+        <w:t>Some supporting details:</w:t>
+      </w:r>
+    </w:p>
+    <w:p>
+      <w:pPr>
+        <w:rPr>
+          <w:lang w:val="en-US"/>
+        </w:rPr>
+      </w:pPr>
+    </w:p>
+    <w:p>
+      <w:pPr>
+        <w:rPr>
+          <w:lang w:val="en-US"/>
+        </w:rPr>
+      </w:pPr>
+      <w:r>
+        <w:rPr>
+          <w:lang w:val="en-US"/>
+        </w:rPr>
+        <w:t>Download</w:t>
+      </w:r>
+      <w:r>
+        <w:rPr>
+          <w:lang w:val="en-US"/>
+        </w:rPr>
+        <w:t>/</w:t>
+      </w:r>
+      <w:r>
+        <w:rPr>
+          <w:lang w:val="en-US"/>
+        </w:rPr>
+        <w:t xml:space="preserve">Install </w:t>
+      </w:r>
+      <w:r>
+        <w:rPr>
+          <w:lang w:val="en-US"/>
+        </w:rPr>
+        <w:t>drivers.</w:t>
+      </w:r>
+    </w:p>
+    <w:p>
+      <w:pPr>
+        <w:rPr>
+          <w:lang w:val="en-US"/>
+        </w:rPr>
+      </w:pPr>
+      <w:r>
+        <w:rPr>
+          <w:lang w:val="en-US"/>
+        </w:rPr>
+        <w:lastRenderedPageBreak/>
+        <w:t xml:space="preserve">Configure </w:t>
+      </w:r>
+      <w:proofErr w:type="gramStart"/>
+      <w:r>
+        <w:rPr>
+          <w:lang w:val="en-US"/>
+        </w:rPr>
+        <w:t>setting</w:t>
+      </w:r>
+      <w:proofErr w:type="gramEnd"/>
+    </w:p>
+    <w:p>
+      <w:pPr>
+        <w:rPr>
+          <w:b/>
+          <w:bCs/>
+          <w:u w:val="single"/>
+          <w:lang w:val="en-US"/>
+        </w:rPr>
+      </w:pPr>
+      <w:r>
+        <w:rPr>
+          <w:b/>
+          <w:bCs/>
+          <w:u w:val="single"/>
+          <w:lang w:val="en-US"/>
+        </w:rPr>
+        <w:t>Conclusion:</w:t>
+      </w:r>
+    </w:p>
+    <w:p>
+      <w:pPr>
+        <w:rPr>
+          <w:lang w:val="en-US"/>
+        </w:rPr>
+      </w:pPr>
+    </w:p>
+    <w:p>
+      <w:pPr>
+        <w:rPr>
+          <w:lang w:val="en-US"/>
+        </w:rPr>
+      </w:pPr>
+      <w:r>
+        <w:rPr>
+          <w:lang w:val="en-US"/>
+        </w:rPr>
+        <w:t>Recap</w:t>
+      </w:r>
+      <w:r>
+        <w:rPr>
+          <w:lang w:val="en-US"/>
+        </w:rPr>
+        <w:t xml:space="preserve"> </w:t>
+      </w:r>
+      <w:r>
+        <w:rPr>
+          <w:lang w:val="en-US"/>
+        </w:rPr>
+        <w:t>steps simple process tools</w:t>
       </w:r>
     </w:p>
     <w:sectPr>
@@ -647,10 +943,12 @@
   <w:style w:type="paragraph" w:default="1" w:styleId="Normal">
     <w:name w:val="Normal"/>
     <w:qFormat/>
+    <w:rsid w:val="00B32DD7"/>
   </w:style>
   <w:style w:type="character" w:default="1" w:styleId="Policepardfaut">
     <w:name w:val="Default Paragraph Font"/>
     <w:uiPriority w:val="1"/>
+    <w:semiHidden/>
     <w:unhideWhenUsed/>
   </w:style>
   <w:style w:type="table" w:default="1" w:styleId="TableauNormal">
